--- a/swh/docx/021.content.docx
+++ b/swh/docx/021.content.docx
@@ -19,7 +19,7 @@
         <w:rPr>
           <w:lang w:val="sw_KE" w:bidi="sw_KE"/>
         </w:rPr>
-        <w:t>Resource: Tyndale Open Study Notes</w:t>
+        <w:t>Resource: Aquifer Open Study Notes (Profiles)</w:t>
       </w:r>
       <w:r>
         <w:rPr>
@@ -112,7 +112,7 @@
         <w:rPr>
           <w:lang w:val="sw_KE" w:bidi="sw_KE"/>
         </w:rPr>
-        <w:t>Tyndale Open Study Notes</w:t>
+        <w:t>Aquifer Open Study Notes (Profiles)</w:t>
       </w:r>
     </w:p>
     <w:p>

--- a/swh/docx/021.content.docx
+++ b/swh/docx/021.content.docx
@@ -261,72 +261,48 @@
         </w:rPr>
         <w:t>Watu wengi walitarajia mambo makubwa kutoka kwa Zerubabeli kwa sababu alitoka katika familia ya Mfalme Daudi (</w:t>
       </w:r>
-      <w:hyperlink r:id="rId13">
-        <w:r>
-          <w:rPr>
-            <w:lang w:val="sw_KE" w:bidi="sw_KE"/>
-          </w:rPr>
-          <w:rPr>
-            <w:color w:val="0000EE"/>
-            <w:u w:val="single"/>
-          </w:rPr>
-          <w:t>1 Mambo ya Nyakati 3:1–19</w:t>
-        </w:r>
-      </w:hyperlink>
+      <w:r>
+        <w:rPr>
+          <w:lang w:val="sw_KE" w:bidi="sw_KE"/>
+        </w:rPr>
+        <w:t>1 Mambo ya Nyakati 3:1–19</w:t>
+      </w:r>
       <w:r>
         <w:rPr>
           <w:lang w:val="sw_KE" w:bidi="sw_KE"/>
         </w:rPr>
         <w:t>). Zakaria na Hagai wanamzungumzia Zerubabeli kwa maneno ya kimasihi kama yule aliyechaguliwa na Mungu kurejesha Israeli (</w:t>
       </w:r>
-      <w:hyperlink r:id="rId14">
-        <w:r>
-          <w:rPr>
-            <w:lang w:val="sw_KE" w:bidi="sw_KE"/>
-          </w:rPr>
-          <w:rPr>
-            <w:color w:val="0000EE"/>
-            <w:u w:val="single"/>
-          </w:rPr>
-          <w:t>Hagai 2:21–23</w:t>
-        </w:r>
-      </w:hyperlink>
+      <w:r>
+        <w:rPr>
+          <w:lang w:val="sw_KE" w:bidi="sw_KE"/>
+        </w:rPr>
+        <w:t>Hagai 2:21–23</w:t>
+      </w:r>
       <w:r>
         <w:rPr>
           <w:lang w:val="sw_KE" w:bidi="sw_KE"/>
         </w:rPr>
         <w:t xml:space="preserve">; </w:t>
       </w:r>
-      <w:hyperlink r:id="rId15">
-        <w:r>
-          <w:rPr>
-            <w:lang w:val="sw_KE" w:bidi="sw_KE"/>
-          </w:rPr>
-          <w:rPr>
-            <w:color w:val="0000EE"/>
-            <w:u w:val="single"/>
-          </w:rPr>
-          <w:t>Zakaria 4:6–7</w:t>
-        </w:r>
-      </w:hyperlink>
+      <w:r>
+        <w:rPr>
+          <w:lang w:val="sw_KE" w:bidi="sw_KE"/>
+        </w:rPr>
+        <w:t>Zakaria 4:6–7</w:t>
+      </w:r>
       <w:r>
         <w:rPr>
           <w:lang w:val="sw_KE" w:bidi="sw_KE"/>
         </w:rPr>
         <w:t>). Hata hivyo, Zerubabeli anapotea haraka kutoka kwenye hadithi ya kibiblia bila maelezo. Gavana huyu wa awali wa Yudea hakuwa Masihi. Badala yake, Yesu Kristo, mmoja wa wazao wa Zerubabeli, alichukua jukumu hilo tukufu (</w:t>
       </w:r>
-      <w:hyperlink r:id="rId16">
-        <w:r>
-          <w:rPr>
-            <w:lang w:val="sw_KE" w:bidi="sw_KE"/>
-          </w:rPr>
-          <w:rPr>
-            <w:color w:val="0000EE"/>
-            <w:u w:val="single"/>
-          </w:rPr>
-          <w:t>Mathayo 1:12</w:t>
-        </w:r>
-      </w:hyperlink>
+      <w:r>
+        <w:rPr>
+          <w:lang w:val="sw_KE" w:bidi="sw_KE"/>
+        </w:rPr>
+        <w:t>Mathayo 1:12</w:t>
+      </w:r>
       <w:r>
         <w:rPr>
           <w:lang w:val="sw_KE" w:bidi="sw_KE"/>
@@ -356,90 +332,60 @@
           <w:lang w:val="sw_KE" w:bidi="sw_KE"/>
         </w:rPr>
       </w:r>
-      <w:hyperlink r:id="rId17">
-        <w:r>
-          <w:rPr>
-            <w:lang w:val="sw_KE" w:bidi="sw_KE"/>
-          </w:rPr>
-          <w:rPr>
-            <w:color w:val="0000EE"/>
-            <w:u w:val="single"/>
-          </w:rPr>
-          <w:t>Ezra 2:1–6:22</w:t>
-        </w:r>
-      </w:hyperlink>
+      <w:r>
+        <w:rPr>
+          <w:lang w:val="sw_KE" w:bidi="sw_KE"/>
+        </w:rPr>
+        <w:t>Ezra 2:1–6:22</w:t>
+      </w:r>
       <w:r>
         <w:rPr>
           <w:lang w:val="sw_KE" w:bidi="sw_KE"/>
         </w:rPr>
         <w:t xml:space="preserve">; </w:t>
       </w:r>
-      <w:hyperlink r:id="rId18">
-        <w:r>
-          <w:rPr>
-            <w:lang w:val="sw_KE" w:bidi="sw_KE"/>
-          </w:rPr>
-          <w:rPr>
-            <w:color w:val="0000EE"/>
-            <w:u w:val="single"/>
-          </w:rPr>
-          <w:t>Nehemia 7:7</w:t>
-        </w:r>
-      </w:hyperlink>
+      <w:r>
+        <w:rPr>
+          <w:lang w:val="sw_KE" w:bidi="sw_KE"/>
+        </w:rPr>
+        <w:t>Nehemia 7:7</w:t>
+      </w:r>
       <w:r>
         <w:rPr>
           <w:lang w:val="sw_KE" w:bidi="sw_KE"/>
         </w:rPr>
         <w:t xml:space="preserve">; </w:t>
       </w:r>
-      <w:hyperlink r:id="rId19">
-        <w:r>
-          <w:rPr>
-            <w:lang w:val="sw_KE" w:bidi="sw_KE"/>
-          </w:rPr>
-          <w:rPr>
-            <w:color w:val="0000EE"/>
-            <w:u w:val="single"/>
-          </w:rPr>
-          <w:t>Hagai 1:12–2:23</w:t>
-        </w:r>
-      </w:hyperlink>
+      <w:r>
+        <w:rPr>
+          <w:lang w:val="sw_KE" w:bidi="sw_KE"/>
+        </w:rPr>
+        <w:t>Hagai 1:12–2:23</w:t>
+      </w:r>
       <w:r>
         <w:rPr>
           <w:lang w:val="sw_KE" w:bidi="sw_KE"/>
         </w:rPr>
         <w:t xml:space="preserve">; </w:t>
       </w:r>
-      <w:hyperlink r:id="rId20">
-        <w:r>
-          <w:rPr>
-            <w:lang w:val="sw_KE" w:bidi="sw_KE"/>
-          </w:rPr>
-          <w:rPr>
-            <w:color w:val="0000EE"/>
-            <w:u w:val="single"/>
-          </w:rPr>
-          <w:t>Zekaria 4:1–14</w:t>
-        </w:r>
-      </w:hyperlink>
+      <w:r>
+        <w:rPr>
+          <w:lang w:val="sw_KE" w:bidi="sw_KE"/>
+        </w:rPr>
+        <w:t>Zekaria 4:1–14</w:t>
+      </w:r>
       <w:r>
         <w:rPr>
           <w:lang w:val="sw_KE" w:bidi="sw_KE"/>
         </w:rPr>
         <w:t xml:space="preserve">; </w:t>
       </w:r>
-      <w:hyperlink r:id="rId16">
-        <w:r>
-          <w:rPr>
-            <w:lang w:val="sw_KE" w:bidi="sw_KE"/>
-          </w:rPr>
-          <w:rPr>
-            <w:color w:val="0000EE"/>
-            <w:u w:val="single"/>
-          </w:rPr>
-          <w:t>Mathayo 1:12</w:t>
-        </w:r>
-      </w:hyperlink>
+      <w:r>
+        <w:rPr>
+          <w:lang w:val="sw_KE" w:bidi="sw_KE"/>
+        </w:rPr>
+        <w:t>Mathayo 1:12</w:t>
+      </w:r>
       <w:r>
         <w:rPr>
           <w:lang w:val="sw_KE" w:bidi="sw_KE"/>
